--- a/examples/fixtures/rejected/macro-part.docx
+++ b/examples/fixtures/rejected/macro-part.docx
@@ -12,7 +12,7 @@
     </w:p>
     <w:p>
       <w:r>
-        <w:t>Учебный шаблон Docomator. Выберите значение после подписи и сопоставьте его с полем карточки.</w:t>
+        <w:t>Учебный шаблон Оформлятор. Выберите значение после подписи и сопоставьте его с полем карточки.</w:t>
       </w:r>
     </w:p>
     <w:p>
